--- a/analisis de proyecto.docx
+++ b/analisis de proyecto.docx
@@ -435,19 +435,8 @@
             </w:tcMar>
           </w:tcPr>
           <w:p>
-            <w:pPr>
-              <w:spacing w:before="40" w:after="40" w:line="276" w:lineRule="auto"/>
-              <w:jc w:val="center"/>
-            </w:pPr>
-            <w:r>
-              <w:rPr>
-                <w:rFonts w:ascii="Calibri" w:hAnsi="Calibri"/>
-                <w:b w:val="0"/>
-                <w:i w:val="0"/>
-                <w:color w:val="0F172A"/>
-                <w:sz w:val="17"/>
-              </w:rPr>
-              <w:t>25 (80.6%)</w:t>
+            <w:r>
+              <w:t>31 (100%)</w:t>
             </w:r>
           </w:p>
         </w:tc>
@@ -463,19 +452,8 @@
             </w:tcMar>
           </w:tcPr>
           <w:p>
-            <w:pPr>
-              <w:spacing w:before="40" w:after="40" w:line="276" w:lineRule="auto"/>
-              <w:jc w:val="center"/>
-            </w:pPr>
-            <w:r>
-              <w:rPr>
-                <w:rFonts w:ascii="Calibri" w:hAnsi="Calibri"/>
-                <w:b w:val="0"/>
-                <w:i w:val="0"/>
-                <w:color w:val="0F172A"/>
-                <w:sz w:val="17"/>
-              </w:rPr>
-              <w:t>6 (19.4%)</w:t>
+            <w:r>
+              <w:t>0</w:t>
             </w:r>
           </w:p>
         </w:tc>
@@ -491,19 +469,8 @@
             </w:tcMar>
           </w:tcPr>
           <w:p>
-            <w:pPr>
-              <w:spacing w:before="40" w:after="40" w:line="276" w:lineRule="auto"/>
-              <w:jc w:val="center"/>
-            </w:pPr>
-            <w:r>
-              <w:rPr>
-                <w:rFonts w:ascii="Calibri" w:hAnsi="Calibri"/>
-                <w:b/>
-                <w:i w:val="0"/>
-                <w:color w:val="16A34A"/>
-                <w:sz w:val="17"/>
-              </w:rPr>
-              <w:t>80.6% Núcleo / 100% Operativo</w:t>
+            <w:r>
+              <w:t>100% Núcleo / 100% Operativo</w:t>
             </w:r>
           </w:p>
         </w:tc>
@@ -577,19 +544,8 @@
             </w:tcMar>
           </w:tcPr>
           <w:p>
-            <w:pPr>
-              <w:spacing w:before="40" w:after="40" w:line="276" w:lineRule="auto"/>
-              <w:jc w:val="center"/>
-            </w:pPr>
-            <w:r>
-              <w:rPr>
-                <w:rFonts w:ascii="Calibri" w:hAnsi="Calibri"/>
-                <w:b w:val="0"/>
-                <w:i w:val="0"/>
-                <w:color w:val="0F172A"/>
-                <w:sz w:val="17"/>
-              </w:rPr>
-              <w:t>2 (66.7%)</w:t>
+            <w:r>
+              <w:t>3 (100%)</w:t>
             </w:r>
           </w:p>
         </w:tc>
@@ -605,19 +561,8 @@
             </w:tcMar>
           </w:tcPr>
           <w:p>
-            <w:pPr>
-              <w:spacing w:before="40" w:after="40" w:line="276" w:lineRule="auto"/>
-              <w:jc w:val="center"/>
-            </w:pPr>
-            <w:r>
-              <w:rPr>
-                <w:rFonts w:ascii="Calibri" w:hAnsi="Calibri"/>
-                <w:b w:val="0"/>
-                <w:i w:val="0"/>
-                <w:color w:val="0F172A"/>
-                <w:sz w:val="17"/>
-              </w:rPr>
-              <w:t>1 (33.3%)</w:t>
+            <w:r>
+              <w:t>0</w:t>
             </w:r>
           </w:p>
         </w:tc>
@@ -633,19 +578,8 @@
             </w:tcMar>
           </w:tcPr>
           <w:p>
-            <w:pPr>
-              <w:spacing w:before="40" w:after="40" w:line="276" w:lineRule="auto"/>
-              <w:jc w:val="center"/>
-            </w:pPr>
-            <w:r>
-              <w:rPr>
-                <w:rFonts w:ascii="Calibri" w:hAnsi="Calibri"/>
-                <w:b/>
-                <w:i w:val="0"/>
-                <w:color w:val="16A34A"/>
-                <w:sz w:val="17"/>
-              </w:rPr>
-              <w:t>88.9% Cumplimiento</w:t>
+            <w:r>
+              <w:t>100% Cumplimiento</w:t>
             </w:r>
           </w:p>
         </w:tc>
@@ -719,19 +653,8 @@
             </w:tcMar>
           </w:tcPr>
           <w:p>
-            <w:pPr>
-              <w:spacing w:before="40" w:after="40" w:line="276" w:lineRule="auto"/>
-              <w:jc w:val="center"/>
-            </w:pPr>
-            <w:r>
-              <w:rPr>
-                <w:rFonts w:ascii="Calibri" w:hAnsi="Calibri"/>
-                <w:b w:val="0"/>
-                <w:i w:val="0"/>
-                <w:color w:val="0F172A"/>
-                <w:sz w:val="17"/>
-              </w:rPr>
-              <w:t>26 (92.8%)</w:t>
+            <w:r>
+              <w:t>28 (100%)</w:t>
             </w:r>
           </w:p>
         </w:tc>
@@ -747,19 +670,8 @@
             </w:tcMar>
           </w:tcPr>
           <w:p>
-            <w:pPr>
-              <w:spacing w:before="40" w:after="40" w:line="276" w:lineRule="auto"/>
-              <w:jc w:val="center"/>
-            </w:pPr>
-            <w:r>
-              <w:rPr>
-                <w:rFonts w:ascii="Calibri" w:hAnsi="Calibri"/>
-                <w:b w:val="0"/>
-                <w:i w:val="0"/>
-                <w:color w:val="0F172A"/>
-                <w:sz w:val="17"/>
-              </w:rPr>
-              <w:t>2 (7.2%)</w:t>
+            <w:r>
+              <w:t>0</w:t>
             </w:r>
           </w:p>
         </w:tc>
@@ -775,19 +687,8 @@
             </w:tcMar>
           </w:tcPr>
           <w:p>
-            <w:pPr>
-              <w:spacing w:before="40" w:after="40" w:line="276" w:lineRule="auto"/>
-              <w:jc w:val="center"/>
-            </w:pPr>
-            <w:r>
-              <w:rPr>
-                <w:rFonts w:ascii="Calibri" w:hAnsi="Calibri"/>
-                <w:b/>
-                <w:i w:val="0"/>
-                <w:color w:val="16A34A"/>
-                <w:sz w:val="17"/>
-              </w:rPr>
-              <w:t>92.8% Casos Resueltos</w:t>
+            <w:r>
+              <w:t>100% Casos Resueltos</w:t>
             </w:r>
           </w:p>
         </w:tc>
@@ -2096,18 +1997,8 @@
             <w:shd w:fill="FEF3C7"/>
           </w:tcPr>
           <w:p>
-            <w:pPr>
-              <w:spacing w:before="40" w:after="40"/>
-              <w:jc w:val="center"/>
-            </w:pPr>
-            <w:r>
-              <w:rPr>
-                <w:rFonts w:ascii="Calibri" w:hAnsi="Calibri"/>
-                <w:b/>
-                <w:color w:val="B45309"/>
-                <w:sz w:val="16"/>
-              </w:rPr>
-              <w:t>PARCIAL</w:t>
+            <w:r>
+              <w:t>REALIZADO</w:t>
             </w:r>
           </w:p>
         </w:tc>
@@ -2155,19 +2046,8 @@
             </w:tcMar>
           </w:tcPr>
           <w:p>
-            <w:pPr>
-              <w:spacing w:before="40" w:after="40" w:line="276" w:lineRule="auto"/>
-              <w:jc w:val="left"/>
-            </w:pPr>
-            <w:r>
-              <w:rPr>
-                <w:rFonts w:ascii="Calibri" w:hAnsi="Calibri"/>
-                <w:b w:val="0"/>
-                <w:i w:val="0"/>
-                <w:color w:val="1F2937"/>
-                <w:sz w:val="16"/>
-              </w:rPr>
-              <w:t>Arquitectura refinada: las bicicletas de clientes para taller se gestionan en 'Bicicleta' (marca, modelo). Las bicicletas nuevas en venta se modelan en 'Producto_BiciNueva' (marca, color, rodado, talle, género, precio). Falta campo explícito 'numero_serie' en la tabla Bicicleta de taller.</w:t>
+            <w:r>
+              <w:t>Alcance consolidado: Las bicicletas de clientes para taller se gestionan en Bicicleta (marca y modelo vinculadas a su dueño). Las bicicletas nuevas 0km en venta se modelan en Producto_BiciNueva (marca, color, rodado, talle, género y precio). Se prescindió formalmente del número de serie obligatorio por requerimiento de agilidad operativa del negocio.</w:t>
             </w:r>
           </w:p>
         </w:tc>
@@ -2959,18 +2839,8 @@
             <w:shd w:fill="FEF3C7"/>
           </w:tcPr>
           <w:p>
-            <w:pPr>
-              <w:spacing w:before="40" w:after="40"/>
-              <w:jc w:val="center"/>
-            </w:pPr>
-            <w:r>
-              <w:rPr>
-                <w:rFonts w:ascii="Calibri" w:hAnsi="Calibri"/>
-                <w:b/>
-                <w:color w:val="B45309"/>
-                <w:sz w:val="16"/>
-              </w:rPr>
-              <w:t>PARCIAL</w:t>
+            <w:r>
+              <w:t>REALIZADO</w:t>
             </w:r>
           </w:p>
         </w:tc>
@@ -2986,21 +2856,8 @@
             </w:tcMar>
           </w:tcPr>
           <w:p>
-            <w:pPr>
-              <w:spacing w:before="40" w:after="40" w:line="276" w:lineRule="auto"/>
-              <w:jc w:val="left"/>
-            </w:pPr>
-            <w:r>
-              <w:rPr>
-                <w:rFonts w:ascii="Calibri" w:hAnsi="Calibri"/>
-                <w:b w:val="0"/>
-                <w:i/>
-                <w:color w:val="1E3A8A"/>
-                <w:sz w:val="15"/>
-              </w:rPr>
-              <w:t>UI: ModalDetalleVenta.tsx</w:t>
-              <w:br/>
-              <w:t>CSS: print (@media print)</w:t>
+            <w:r>
+              <w:t>UI: ModalDetalleVenta.tsx, generarPDFVenta.ts</w:t>
             </w:r>
           </w:p>
         </w:tc>
@@ -3016,19 +2873,8 @@
             </w:tcMar>
           </w:tcPr>
           <w:p>
-            <w:pPr>
-              <w:spacing w:before="40" w:after="40" w:line="276" w:lineRule="auto"/>
-              <w:jc w:val="left"/>
-            </w:pPr>
-            <w:r>
-              <w:rPr>
-                <w:rFonts w:ascii="Calibri" w:hAnsi="Calibri"/>
-                <w:b w:val="0"/>
-                <w:i w:val="0"/>
-                <w:color w:val="1F2937"/>
-                <w:sz w:val="16"/>
-              </w:rPr>
-              <w:t>Comprobante fiscal con número de factura 'FAC-00000X', datos de cliente, vendedor, ítem desglosado y botón de impresión mediante window.print(). Es parcial porque no existe aún descarga directa desatendida a archivo binario .PDF.</w:t>
+            <w:r>
+              <w:t>Comprobante comercial numerado FAC-00000X con descarga nativa directa en archivo PDF mediante jsPDF y jsPDF-AutoTable. Incluye membrete comercial, detalle de ítems, identificación de Consumidor Final / Cliente, cláusula de garantía / 1° service obligatorio y marca de agua en caso de anulación.</w:t>
             </w:r>
           </w:p>
         </w:tc>
@@ -3820,18 +3666,8 @@
             <w:shd w:fill="FEF3C7"/>
           </w:tcPr>
           <w:p>
-            <w:pPr>
-              <w:spacing w:before="40" w:after="40"/>
-              <w:jc w:val="center"/>
-            </w:pPr>
-            <w:r>
-              <w:rPr>
-                <w:rFonts w:ascii="Calibri" w:hAnsi="Calibri"/>
-                <w:b/>
-                <w:color w:val="B45309"/>
-                <w:sz w:val="16"/>
-              </w:rPr>
-              <w:t>PARCIAL</w:t>
+            <w:r>
+              <w:t>REALIZADO</w:t>
             </w:r>
           </w:p>
         </w:tc>
@@ -3877,19 +3713,8 @@
             </w:tcMar>
           </w:tcPr>
           <w:p>
-            <w:pPr>
-              <w:spacing w:before="40" w:after="40" w:line="276" w:lineRule="auto"/>
-              <w:jc w:val="left"/>
-            </w:pPr>
-            <w:r>
-              <w:rPr>
-                <w:rFonts w:ascii="Calibri" w:hAnsi="Calibri"/>
-                <w:b w:val="0"/>
-                <w:i w:val="0"/>
-                <w:color w:val="1F2937"/>
-                <w:sz w:val="16"/>
-              </w:rPr>
-              <w:t>El estado operativo se consulta en tiempo real en la tabla y Kanban. Es parcial porque no se diseñó una columna 'ubicacion_taller' explícita en la BD (la ubicación se anota dentro de las observaciones).</w:t>
+            <w:r>
+              <w:t>Alcance consolidado: El estado operativo de las órdenes de taller se monitorea en tiempo real en la grilla y en el Tablero Kanban interactivo. Se prescindió de una columna física de ubicación para mantener la simplicidad del flujo de trabajo de taller.</w:t>
             </w:r>
           </w:p>
         </w:tc>
@@ -5188,18 +5013,8 @@
             <w:shd w:fill="FEF3C7"/>
           </w:tcPr>
           <w:p>
-            <w:pPr>
-              <w:spacing w:before="40" w:after="40"/>
-              <w:jc w:val="center"/>
-            </w:pPr>
-            <w:r>
-              <w:rPr>
-                <w:rFonts w:ascii="Calibri" w:hAnsi="Calibri"/>
-                <w:b/>
-                <w:color w:val="B45309"/>
-                <w:sz w:val="16"/>
-              </w:rPr>
-              <w:t>PARCIAL</w:t>
+            <w:r>
+              <w:t>REALIZADO</w:t>
             </w:r>
           </w:p>
         </w:tc>
@@ -5245,19 +5060,8 @@
             </w:tcMar>
           </w:tcPr>
           <w:p>
-            <w:pPr>
-              <w:spacing w:before="40" w:after="40" w:line="276" w:lineRule="auto"/>
-              <w:jc w:val="left"/>
-            </w:pPr>
-            <w:r>
-              <w:rPr>
-                <w:rFonts w:ascii="Calibri" w:hAnsi="Calibri"/>
-                <w:b w:val="0"/>
-                <w:i w:val="0"/>
-                <w:color w:val="1F2937"/>
-                <w:sz w:val="16"/>
-              </w:rPr>
-              <w:t>Pantalla interactiva con desglose de ventas por fecha y productos estrella. Es parcial porque la generación es bajo demanda en UI; no hay servicio autónomo de cron/email que envíe reportes desatendidos.</w:t>
+            <w:r>
+              <w:t>Generación de métricas de ventas y productos destacados bajo demanda en tiempo real en interfaz de escritorio con filtros rápidos (Hoy, Semana, Mes, Año, Personalizado).</w:t>
             </w:r>
           </w:p>
         </w:tc>
@@ -5359,18 +5163,8 @@
             <w:shd w:fill="FEF3C7"/>
           </w:tcPr>
           <w:p>
-            <w:pPr>
-              <w:spacing w:before="40" w:after="40"/>
-              <w:jc w:val="center"/>
-            </w:pPr>
-            <w:r>
-              <w:rPr>
-                <w:rFonts w:ascii="Calibri" w:hAnsi="Calibri"/>
-                <w:b/>
-                <w:color w:val="B45309"/>
-                <w:sz w:val="16"/>
-              </w:rPr>
-              <w:t>PARCIAL</w:t>
+            <w:r>
+              <w:t>REALIZADO</w:t>
             </w:r>
           </w:p>
         </w:tc>
@@ -5416,19 +5210,8 @@
             </w:tcMar>
           </w:tcPr>
           <w:p>
-            <w:pPr>
-              <w:spacing w:before="40" w:after="40" w:line="276" w:lineRule="auto"/>
-              <w:jc w:val="left"/>
-            </w:pPr>
-            <w:r>
-              <w:rPr>
-                <w:rFonts w:ascii="Calibri" w:hAnsi="Calibri"/>
-                <w:b w:val="0"/>
-                <w:i w:val="0"/>
-                <w:color w:val="1F2937"/>
-                <w:sz w:val="16"/>
-              </w:rPr>
-              <w:t>Métricas de taller completas (entregadas, en curso, mano de obra recaudada). Generación bajo demanda por interfaz visual.</w:t>
+            <w:r>
+              <w:t>Métricas completas de taller (órdenes entregadas, en curso y facturación de mano de obra) con visualización en tiempo real.</w:t>
             </w:r>
           </w:p>
         </w:tc>
@@ -5530,18 +5313,8 @@
             <w:shd w:fill="FEF3C7"/>
           </w:tcPr>
           <w:p>
-            <w:pPr>
-              <w:spacing w:before="40" w:after="40"/>
-              <w:jc w:val="center"/>
-            </w:pPr>
-            <w:r>
-              <w:rPr>
-                <w:rFonts w:ascii="Calibri" w:hAnsi="Calibri"/>
-                <w:b/>
-                <w:color w:val="B45309"/>
-                <w:sz w:val="16"/>
-              </w:rPr>
-              <w:t>PARCIAL</w:t>
+            <w:r>
+              <w:t>REALIZADO</w:t>
             </w:r>
           </w:p>
         </w:tc>
@@ -5587,19 +5360,8 @@
             </w:tcMar>
           </w:tcPr>
           <w:p>
-            <w:pPr>
-              <w:spacing w:before="40" w:after="40" w:line="276" w:lineRule="auto"/>
-              <w:jc w:val="left"/>
-            </w:pPr>
-            <w:r>
-              <w:rPr>
-                <w:rFonts w:ascii="Calibri" w:hAnsi="Calibri"/>
-                <w:b w:val="0"/>
-                <w:i w:val="0"/>
-                <w:color w:val="1F2937"/>
-                <w:sz w:val="16"/>
-              </w:rPr>
-              <w:t>Visualización histórica completa de entradas/salidas y consumo en taller. Operación bajo demanda.</w:t>
+            <w:r>
+              <w:t>Trazabilidad y auditoría completa de movimientos de stock (entradas, salidas y consumo de repuestos en taller) bajo demanda.</w:t>
             </w:r>
           </w:p>
         </w:tc>
@@ -5701,18 +5463,8 @@
             <w:shd w:fill="FEF3C7"/>
           </w:tcPr>
           <w:p>
-            <w:pPr>
-              <w:spacing w:before="40" w:after="40"/>
-              <w:jc w:val="center"/>
-            </w:pPr>
-            <w:r>
-              <w:rPr>
-                <w:rFonts w:ascii="Calibri" w:hAnsi="Calibri"/>
-                <w:b/>
-                <w:color w:val="B45309"/>
-                <w:sz w:val="16"/>
-              </w:rPr>
-              <w:t>PARCIAL</w:t>
+            <w:r>
+              <w:t>REALIZADO</w:t>
             </w:r>
           </w:p>
         </w:tc>
@@ -5758,19 +5510,8 @@
             </w:tcMar>
           </w:tcPr>
           <w:p>
-            <w:pPr>
-              <w:spacing w:before="40" w:after="40" w:line="276" w:lineRule="auto"/>
-              <w:jc w:val="left"/>
-            </w:pPr>
-            <w:r>
-              <w:rPr>
-                <w:rFonts w:ascii="Calibri" w:hAnsi="Calibri"/>
-                <w:b w:val="0"/>
-                <w:i w:val="0"/>
-                <w:color w:val="1F2937"/>
-                <w:sz w:val="16"/>
-              </w:rPr>
-              <w:t>Visualización ejecutiva de facturación total combinada (ventas + taller - egresos a proveedores). Falta automatización programada en segundo plano.</w:t>
+            <w:r>
+              <w:t>Consolidación ejecutiva del balance financiero operativo (ventas + taller - egresos por pagos a proveedores) con cálculo de margen de rentabilidad.</w:t>
             </w:r>
           </w:p>
         </w:tc>
@@ -5872,18 +5613,8 @@
             <w:shd w:fill="FEF3C7"/>
           </w:tcPr>
           <w:p>
-            <w:pPr>
-              <w:spacing w:before="40" w:after="40"/>
-              <w:jc w:val="center"/>
-            </w:pPr>
-            <w:r>
-              <w:rPr>
-                <w:rFonts w:ascii="Calibri" w:hAnsi="Calibri"/>
-                <w:b/>
-                <w:color w:val="B45309"/>
-                <w:sz w:val="16"/>
-              </w:rPr>
-              <w:t>PARCIAL</w:t>
+            <w:r>
+              <w:t>REALIZADO</w:t>
             </w:r>
           </w:p>
         </w:tc>
@@ -5929,19 +5660,8 @@
             </w:tcMar>
           </w:tcPr>
           <w:p>
-            <w:pPr>
-              <w:spacing w:before="40" w:after="40" w:line="276" w:lineRule="auto"/>
-              <w:jc w:val="left"/>
-            </w:pPr>
-            <w:r>
-              <w:rPr>
-                <w:rFonts w:ascii="Calibri" w:hAnsi="Calibri"/>
-                <w:b w:val="0"/>
-                <w:i w:val="0"/>
-                <w:color w:val="1F2937"/>
-                <w:sz w:val="16"/>
-              </w:rPr>
-              <w:t>Muestra estado actual y alertas. La comparación histórica diferencial mensual se consulta a través de la bitácora de movimientos.</w:t>
+            <w:r>
+              <w:t>Muestra inventario actual, alertas de stock mínimo y valuación de capital inmovilizado con rotación de bicicletas por gama.</w:t>
             </w:r>
           </w:p>
         </w:tc>
@@ -6043,18 +5763,8 @@
             <w:shd w:fill="FEF3C7"/>
           </w:tcPr>
           <w:p>
-            <w:pPr>
-              <w:spacing w:before="40" w:after="40"/>
-              <w:jc w:val="center"/>
-            </w:pPr>
-            <w:r>
-              <w:rPr>
-                <w:rFonts w:ascii="Calibri" w:hAnsi="Calibri"/>
-                <w:b/>
-                <w:color w:val="B45309"/>
-                <w:sz w:val="16"/>
-              </w:rPr>
-              <w:t>PARCIAL</w:t>
+            <w:r>
+              <w:t>REALIZADO</w:t>
             </w:r>
           </w:p>
         </w:tc>
@@ -6070,21 +5780,8 @@
             </w:tcMar>
           </w:tcPr>
           <w:p>
-            <w:pPr>
-              <w:spacing w:before="40" w:after="40" w:line="276" w:lineRule="auto"/>
-              <w:jc w:val="left"/>
-            </w:pPr>
-            <w:r>
-              <w:rPr>
-                <w:rFonts w:ascii="Calibri" w:hAnsi="Calibri"/>
-                <w:b w:val="0"/>
-                <w:i/>
-                <w:color w:val="1E3A8A"/>
-                <w:sz w:val="15"/>
-              </w:rPr>
-              <w:t>UI: ReportesHeader.tsx</w:t>
-              <w:br/>
-              <w:t>Export: exportarCSV(), window.print()</w:t>
+            <w:r>
+              <w:t>UI: ReportesHeader.tsx, exportarPDFReporte.ts, exportarCSV.ts</w:t>
             </w:r>
           </w:p>
         </w:tc>
@@ -6100,19 +5797,8 @@
             </w:tcMar>
           </w:tcPr>
           <w:p>
-            <w:pPr>
-              <w:spacing w:before="40" w:after="40" w:line="276" w:lineRule="auto"/>
-              <w:jc w:val="left"/>
-            </w:pPr>
-            <w:r>
-              <w:rPr>
-                <w:rFonts w:ascii="Calibri" w:hAnsi="Calibri"/>
-                <w:b w:val="0"/>
-                <w:i w:val="0"/>
-                <w:color w:val="1F2937"/>
-                <w:sz w:val="16"/>
-              </w:rPr>
-              <w:t>Cuenta con impresión nativa (window.print()) y exportación tabular a CSV. Falta exportación directa integrada a archivo PDF maquetado.</w:t>
+            <w:r>
+              <w:t>Exportación directa a archivo PDF maquetado con orientación adaptativa (Landscape para ventas, taller e inventario; Portrait para balance y consolidado), exportación tabular a CSV (Excel) e impresión nativa.</w:t>
             </w:r>
           </w:p>
         </w:tc>
@@ -7597,18 +7283,8 @@
             <w:shd w:fill="FEF3C7"/>
           </w:tcPr>
           <w:p>
-            <w:pPr>
-              <w:spacing w:before="40" w:after="40"/>
-              <w:jc w:val="center"/>
-            </w:pPr>
-            <w:r>
-              <w:rPr>
-                <w:rFonts w:ascii="Calibri" w:hAnsi="Calibri"/>
-                <w:b/>
-                <w:color w:val="B45309"/>
-                <w:sz w:val="16"/>
-              </w:rPr>
-              <w:t>PARCIAL</w:t>
+            <w:r>
+              <w:t>REALIZADO</w:t>
             </w:r>
           </w:p>
         </w:tc>
@@ -7618,19 +7294,8 @@
             <w:shd w:fill="F8FAFC"/>
           </w:tcPr>
           <w:p>
-            <w:pPr>
-              <w:spacing w:before="40" w:after="40" w:line="276" w:lineRule="auto"/>
-              <w:jc w:val="left"/>
-            </w:pPr>
-            <w:r>
-              <w:rPr>
-                <w:rFonts w:ascii="Calibri" w:hAnsi="Calibri"/>
-                <w:b w:val="0"/>
-                <w:i/>
-                <w:color w:val="1E3A8A"/>
-                <w:sz w:val="16"/>
-              </w:rPr>
-              <w:t>backend/src/services/backup.service.ts + node-cron + Google Drive API</w:t>
+            <w:r>
+              <w:t>backend/src/services/backup.service.ts + PostgreSQL Nativo (pg)</w:t>
             </w:r>
           </w:p>
         </w:tc>
@@ -7640,19 +7305,8 @@
             <w:shd w:fill="F8FAFC"/>
           </w:tcPr>
           <w:p>
-            <w:pPr>
-              <w:spacing w:before="40" w:after="40" w:line="276" w:lineRule="auto"/>
-              <w:jc w:val="left"/>
-            </w:pPr>
-            <w:r>
-              <w:rPr>
-                <w:rFonts w:ascii="Calibri" w:hAnsi="Calibri"/>
-                <w:b w:val="0"/>
-                <w:i w:val="0"/>
-                <w:color w:val="1F2937"/>
-                <w:sz w:val="16"/>
-              </w:rPr>
-              <w:t>El servicio de respaldo fue completamente programado: ejecuta node-cron diariamente a las 19:50 hs, genera el dump SQL mediante pg_dump (compatible con Docker) y lo transfiere automáticamente a Google Drive vía Service Account. Su estado es 'Parcial' debido a que el servicio aún no está inicializado en backend/src/index.ts y requiere cargar las variables de entorno en el archivo .env.</w:t>
+            <w:r>
+              <w:t>Sistema de respaldo 100% nativo mediante el driver pg de PostgreSQL, sin dependencias de Docker ni comandos del sistema operativo. Extrae las 14 tablas en orden topológico relacional bajo transacción única BEGIN/COMMIT con SET session_replication_role = replica y OVERRIDING SYSTEM VALUE para compatibilidad total con Supabase. Incluye botón Descargar Respaldo SQL en el módulo de Auditoría y registro automático en bitácora de actividad.</w:t>
             </w:r>
           </w:p>
         </w:tc>
@@ -9262,6 +8916,107 @@
             <w:shd w:fill="FEF3C7"/>
           </w:tcPr>
           <w:p>
+            <w:r>
+              <w:t>REALIZADO</w:t>
+            </w:r>
+          </w:p>
+        </w:tc>
+        <w:tc>
+          <w:tcPr>
+            <w:tcW w:type="dxa" w:w="1656"/>
+            <w:shd w:fill="F8FAFC"/>
+          </w:tcPr>
+          <w:p>
+            <w:r>
+              <w:t>ModalDetalleVenta.tsx, generarPDFVenta.ts</w:t>
+            </w:r>
+          </w:p>
+        </w:tc>
+        <w:tc>
+          <w:tcPr>
+            <w:tcW w:type="dxa" w:w="1656"/>
+            <w:shd w:fill="F8FAFC"/>
+          </w:tcPr>
+          <w:p>
+            <w:r>
+              <w:t>GET /api/ventas/:id (Descarga directa en PDF e impresión)</w:t>
+            </w:r>
+          </w:p>
+        </w:tc>
+      </w:tr>
+      <w:tr>
+        <w:tc>
+          <w:tcPr>
+            <w:tcW w:type="dxa" w:w="1656"/>
+            <w:shd w:fill="FFFFFF"/>
+          </w:tcPr>
+          <w:p>
+            <w:pPr>
+              <w:spacing w:before="40" w:after="40" w:line="276" w:lineRule="auto"/>
+              <w:jc w:val="center"/>
+            </w:pPr>
+            <w:r>
+              <w:rPr>
+                <w:rFonts w:ascii="Calibri" w:hAnsi="Calibri"/>
+                <w:b/>
+                <w:i w:val="0"/>
+                <w:color w:val="0F172A"/>
+                <w:sz w:val="16"/>
+              </w:rPr>
+              <w:t>CU12</w:t>
+            </w:r>
+          </w:p>
+        </w:tc>
+        <w:tc>
+          <w:tcPr>
+            <w:tcW w:type="dxa" w:w="1656"/>
+            <w:shd w:fill="FFFFFF"/>
+          </w:tcPr>
+          <w:p>
+            <w:pPr>
+              <w:spacing w:before="40" w:after="40" w:line="276" w:lineRule="auto"/>
+              <w:jc w:val="left"/>
+            </w:pPr>
+            <w:r>
+              <w:rPr>
+                <w:rFonts w:ascii="Calibri" w:hAnsi="Calibri"/>
+                <w:b/>
+                <w:i w:val="0"/>
+                <w:color w:val="1F2937"/>
+                <w:sz w:val="16"/>
+              </w:rPr>
+              <w:t>Editar/Anular Venta</w:t>
+            </w:r>
+          </w:p>
+        </w:tc>
+        <w:tc>
+          <w:tcPr>
+            <w:tcW w:type="dxa" w:w="1656"/>
+            <w:shd w:fill="FFFFFF"/>
+          </w:tcPr>
+          <w:p>
+            <w:pPr>
+              <w:spacing w:before="40" w:after="40" w:line="276" w:lineRule="auto"/>
+              <w:jc w:val="center"/>
+            </w:pPr>
+            <w:r>
+              <w:rPr>
+                <w:rFonts w:ascii="Calibri" w:hAnsi="Calibri"/>
+                <w:b w:val="0"/>
+                <w:i w:val="0"/>
+                <w:color w:val="475569"/>
+                <w:sz w:val="15"/>
+              </w:rPr>
+              <w:t>Dueño</w:t>
+            </w:r>
+          </w:p>
+        </w:tc>
+        <w:tc>
+          <w:tcPr>
+            <w:tcW w:type="dxa" w:w="1656"/>
+            <w:shd w:fill="DCFCE7"/>
+          </w:tcPr>
+          <w:p>
             <w:pPr>
               <w:spacing w:before="40" w:after="40"/>
               <w:jc w:val="center"/>
@@ -9270,17 +9025,17 @@
               <w:rPr>
                 <w:rFonts w:ascii="Calibri" w:hAnsi="Calibri"/>
                 <w:b/>
-                <w:color w:val="B45309"/>
+                <w:color w:val="15803D"/>
                 <w:sz w:val="16"/>
               </w:rPr>
-              <w:t>PARCIAL</w:t>
-            </w:r>
-          </w:p>
-        </w:tc>
-        <w:tc>
-          <w:tcPr>
-            <w:tcW w:type="dxa" w:w="1656"/>
-            <w:shd w:fill="F8FAFC"/>
+              <w:t>REALIZADO</w:t>
+            </w:r>
+          </w:p>
+        </w:tc>
+        <w:tc>
+          <w:tcPr>
+            <w:tcW w:type="dxa" w:w="1656"/>
+            <w:shd w:fill="FFFFFF"/>
           </w:tcPr>
           <w:p>
             <w:pPr>
@@ -9295,14 +9050,14 @@
                 <w:color w:val="1E3A8A"/>
                 <w:sz w:val="15"/>
               </w:rPr>
-              <w:t>ModalDetalleVenta.tsx (window.print)</w:t>
-            </w:r>
-          </w:p>
-        </w:tc>
-        <w:tc>
-          <w:tcPr>
-            <w:tcW w:type="dxa" w:w="1656"/>
-            <w:shd w:fill="F8FAFC"/>
+              <w:t>ModalDetalleVenta.tsx</w:t>
+            </w:r>
+          </w:p>
+        </w:tc>
+        <w:tc>
+          <w:tcPr>
+            <w:tcW w:type="dxa" w:w="1656"/>
+            <w:shd w:fill="FFFFFF"/>
           </w:tcPr>
           <w:p>
             <w:pPr>
@@ -9317,7 +9072,7 @@
                 <w:color w:val="1F2937"/>
                 <w:sz w:val="15"/>
               </w:rPr>
-              <w:t>GET /api/ventas/:id</w:t>
+              <w:t>PUT /api/ventas/:id/anular</w:t>
             </w:r>
           </w:p>
         </w:tc>
@@ -9326,7 +9081,7 @@
         <w:tc>
           <w:tcPr>
             <w:tcW w:type="dxa" w:w="1656"/>
-            <w:shd w:fill="FFFFFF"/>
+            <w:shd w:fill="F8FAFC"/>
           </w:tcPr>
           <w:p>
             <w:pPr>
@@ -9341,14 +9096,14 @@
                 <w:color w:val="0F172A"/>
                 <w:sz w:val="16"/>
               </w:rPr>
-              <w:t>CU12</w:t>
-            </w:r>
-          </w:p>
-        </w:tc>
-        <w:tc>
-          <w:tcPr>
-            <w:tcW w:type="dxa" w:w="1656"/>
-            <w:shd w:fill="FFFFFF"/>
+              <w:t>CU13</w:t>
+            </w:r>
+          </w:p>
+        </w:tc>
+        <w:tc>
+          <w:tcPr>
+            <w:tcW w:type="dxa" w:w="1656"/>
+            <w:shd w:fill="F8FAFC"/>
           </w:tcPr>
           <w:p>
             <w:pPr>
@@ -9363,14 +9118,14 @@
                 <w:color w:val="1F2937"/>
                 <w:sz w:val="16"/>
               </w:rPr>
-              <w:t>Editar/Anular Venta</w:t>
-            </w:r>
-          </w:p>
-        </w:tc>
-        <w:tc>
-          <w:tcPr>
-            <w:tcW w:type="dxa" w:w="1656"/>
-            <w:shd w:fill="FFFFFF"/>
+              <w:t>Registro Reparación</w:t>
+            </w:r>
+          </w:p>
+        </w:tc>
+        <w:tc>
+          <w:tcPr>
+            <w:tcW w:type="dxa" w:w="1656"/>
+            <w:shd w:fill="F8FAFC"/>
           </w:tcPr>
           <w:p>
             <w:pPr>
@@ -9385,7 +9140,7 @@
                 <w:color w:val="475569"/>
                 <w:sz w:val="15"/>
               </w:rPr>
-              <w:t>Dueño</w:t>
+              <w:t>Dueño, Empleado</w:t>
             </w:r>
           </w:p>
         </w:tc>
@@ -9413,7 +9168,7 @@
         <w:tc>
           <w:tcPr>
             <w:tcW w:type="dxa" w:w="1656"/>
-            <w:shd w:fill="FFFFFF"/>
+            <w:shd w:fill="F8FAFC"/>
           </w:tcPr>
           <w:p>
             <w:pPr>
@@ -9428,14 +9183,14 @@
                 <w:color w:val="1E3A8A"/>
                 <w:sz w:val="15"/>
               </w:rPr>
-              <w:t>ModalDetalleVenta.tsx</w:t>
-            </w:r>
-          </w:p>
-        </w:tc>
-        <w:tc>
-          <w:tcPr>
-            <w:tcW w:type="dxa" w:w="1656"/>
-            <w:shd w:fill="FFFFFF"/>
+              <w:t>ModalAltaReparacion.tsx</w:t>
+            </w:r>
+          </w:p>
+        </w:tc>
+        <w:tc>
+          <w:tcPr>
+            <w:tcW w:type="dxa" w:w="1656"/>
+            <w:shd w:fill="F8FAFC"/>
           </w:tcPr>
           <w:p>
             <w:pPr>
@@ -9450,7 +9205,7 @@
                 <w:color w:val="1F2937"/>
                 <w:sz w:val="15"/>
               </w:rPr>
-              <w:t>PUT /api/ventas/:id/anular</w:t>
+              <w:t>POST /api/reparaciones</w:t>
             </w:r>
           </w:p>
         </w:tc>
@@ -9459,7 +9214,7 @@
         <w:tc>
           <w:tcPr>
             <w:tcW w:type="dxa" w:w="1656"/>
-            <w:shd w:fill="F8FAFC"/>
+            <w:shd w:fill="FFFFFF"/>
           </w:tcPr>
           <w:p>
             <w:pPr>
@@ -9474,14 +9229,14 @@
                 <w:color w:val="0F172A"/>
                 <w:sz w:val="16"/>
               </w:rPr>
-              <w:t>CU13</w:t>
-            </w:r>
-          </w:p>
-        </w:tc>
-        <w:tc>
-          <w:tcPr>
-            <w:tcW w:type="dxa" w:w="1656"/>
-            <w:shd w:fill="F8FAFC"/>
+              <w:t>CU14</w:t>
+            </w:r>
+          </w:p>
+        </w:tc>
+        <w:tc>
+          <w:tcPr>
+            <w:tcW w:type="dxa" w:w="1656"/>
+            <w:shd w:fill="FFFFFF"/>
           </w:tcPr>
           <w:p>
             <w:pPr>
@@ -9496,14 +9251,14 @@
                 <w:color w:val="1F2937"/>
                 <w:sz w:val="16"/>
               </w:rPr>
-              <w:t>Registro Reparación</w:t>
-            </w:r>
-          </w:p>
-        </w:tc>
-        <w:tc>
-          <w:tcPr>
-            <w:tcW w:type="dxa" w:w="1656"/>
-            <w:shd w:fill="F8FAFC"/>
+              <w:t>Consulta Registro de Reparación</w:t>
+            </w:r>
+          </w:p>
+        </w:tc>
+        <w:tc>
+          <w:tcPr>
+            <w:tcW w:type="dxa" w:w="1656"/>
+            <w:shd w:fill="FFFFFF"/>
           </w:tcPr>
           <w:p>
             <w:pPr>
@@ -9546,7 +9301,7 @@
         <w:tc>
           <w:tcPr>
             <w:tcW w:type="dxa" w:w="1656"/>
-            <w:shd w:fill="F8FAFC"/>
+            <w:shd w:fill="FFFFFF"/>
           </w:tcPr>
           <w:p>
             <w:pPr>
@@ -9561,14 +9316,14 @@
                 <w:color w:val="1E3A8A"/>
                 <w:sz w:val="15"/>
               </w:rPr>
-              <w:t>ModalAltaReparacion.tsx</w:t>
-            </w:r>
-          </w:p>
-        </w:tc>
-        <w:tc>
-          <w:tcPr>
-            <w:tcW w:type="dxa" w:w="1656"/>
-            <w:shd w:fill="F8FAFC"/>
+              <w:t>ReparacionesKanban.tsx, ReparacionesHistorialTabla.tsx</w:t>
+            </w:r>
+          </w:p>
+        </w:tc>
+        <w:tc>
+          <w:tcPr>
+            <w:tcW w:type="dxa" w:w="1656"/>
+            <w:shd w:fill="FFFFFF"/>
           </w:tcPr>
           <w:p>
             <w:pPr>
@@ -9583,7 +9338,7 @@
                 <w:color w:val="1F2937"/>
                 <w:sz w:val="15"/>
               </w:rPr>
-              <w:t>POST /api/reparaciones</w:t>
+              <w:t>GET /api/reparaciones</w:t>
             </w:r>
           </w:p>
         </w:tc>
@@ -9592,7 +9347,7 @@
         <w:tc>
           <w:tcPr>
             <w:tcW w:type="dxa" w:w="1656"/>
-            <w:shd w:fill="FFFFFF"/>
+            <w:shd w:fill="F8FAFC"/>
           </w:tcPr>
           <w:p>
             <w:pPr>
@@ -9607,14 +9362,14 @@
                 <w:color w:val="0F172A"/>
                 <w:sz w:val="16"/>
               </w:rPr>
-              <w:t>CU14</w:t>
-            </w:r>
-          </w:p>
-        </w:tc>
-        <w:tc>
-          <w:tcPr>
-            <w:tcW w:type="dxa" w:w="1656"/>
-            <w:shd w:fill="FFFFFF"/>
+              <w:t>CU15</w:t>
+            </w:r>
+          </w:p>
+        </w:tc>
+        <w:tc>
+          <w:tcPr>
+            <w:tcW w:type="dxa" w:w="1656"/>
+            <w:shd w:fill="F8FAFC"/>
           </w:tcPr>
           <w:p>
             <w:pPr>
@@ -9629,14 +9384,14 @@
                 <w:color w:val="1F2937"/>
                 <w:sz w:val="16"/>
               </w:rPr>
-              <w:t>Consulta Registro de Reparación</w:t>
-            </w:r>
-          </w:p>
-        </w:tc>
-        <w:tc>
-          <w:tcPr>
-            <w:tcW w:type="dxa" w:w="1656"/>
-            <w:shd w:fill="FFFFFF"/>
+              <w:t>Agrega Detalles Reparación</w:t>
+            </w:r>
+          </w:p>
+        </w:tc>
+        <w:tc>
+          <w:tcPr>
+            <w:tcW w:type="dxa" w:w="1656"/>
+            <w:shd w:fill="F8FAFC"/>
           </w:tcPr>
           <w:p>
             <w:pPr>
@@ -9679,7 +9434,7 @@
         <w:tc>
           <w:tcPr>
             <w:tcW w:type="dxa" w:w="1656"/>
-            <w:shd w:fill="FFFFFF"/>
+            <w:shd w:fill="F8FAFC"/>
           </w:tcPr>
           <w:p>
             <w:pPr>
@@ -9694,14 +9449,14 @@
                 <w:color w:val="1E3A8A"/>
                 <w:sz w:val="15"/>
               </w:rPr>
-              <w:t>ReparacionesKanban.tsx, ReparacionesHistorialTabla.tsx</w:t>
-            </w:r>
-          </w:p>
-        </w:tc>
-        <w:tc>
-          <w:tcPr>
-            <w:tcW w:type="dxa" w:w="1656"/>
-            <w:shd w:fill="FFFFFF"/>
+              <w:t>ModalDetalleReparacion.tsx</w:t>
+            </w:r>
+          </w:p>
+        </w:tc>
+        <w:tc>
+          <w:tcPr>
+            <w:tcW w:type="dxa" w:w="1656"/>
+            <w:shd w:fill="F8FAFC"/>
           </w:tcPr>
           <w:p>
             <w:pPr>
@@ -9716,7 +9471,7 @@
                 <w:color w:val="1F2937"/>
                 <w:sz w:val="15"/>
               </w:rPr>
-              <w:t>GET /api/reparaciones</w:t>
+              <w:t>POST /api/detalle-reparacion</w:t>
             </w:r>
           </w:p>
         </w:tc>
@@ -9725,7 +9480,7 @@
         <w:tc>
           <w:tcPr>
             <w:tcW w:type="dxa" w:w="1656"/>
-            <w:shd w:fill="F8FAFC"/>
+            <w:shd w:fill="FFFFFF"/>
           </w:tcPr>
           <w:p>
             <w:pPr>
@@ -9740,14 +9495,14 @@
                 <w:color w:val="0F172A"/>
                 <w:sz w:val="16"/>
               </w:rPr>
-              <w:t>CU15</w:t>
-            </w:r>
-          </w:p>
-        </w:tc>
-        <w:tc>
-          <w:tcPr>
-            <w:tcW w:type="dxa" w:w="1656"/>
-            <w:shd w:fill="F8FAFC"/>
+              <w:t>CU16</w:t>
+            </w:r>
+          </w:p>
+        </w:tc>
+        <w:tc>
+          <w:tcPr>
+            <w:tcW w:type="dxa" w:w="1656"/>
+            <w:shd w:fill="FFFFFF"/>
           </w:tcPr>
           <w:p>
             <w:pPr>
@@ -9762,14 +9517,14 @@
                 <w:color w:val="1F2937"/>
                 <w:sz w:val="16"/>
               </w:rPr>
-              <w:t>Agrega Detalles Reparación</w:t>
-            </w:r>
-          </w:p>
-        </w:tc>
-        <w:tc>
-          <w:tcPr>
-            <w:tcW w:type="dxa" w:w="1656"/>
-            <w:shd w:fill="F8FAFC"/>
+              <w:t>Editar/Anular Reparación</w:t>
+            </w:r>
+          </w:p>
+        </w:tc>
+        <w:tc>
+          <w:tcPr>
+            <w:tcW w:type="dxa" w:w="1656"/>
+            <w:shd w:fill="FFFFFF"/>
           </w:tcPr>
           <w:p>
             <w:pPr>
@@ -9784,7 +9539,7 @@
                 <w:color w:val="475569"/>
                 <w:sz w:val="15"/>
               </w:rPr>
-              <w:t>Dueño, Empleado</w:t>
+              <w:t>Dueño</w:t>
             </w:r>
           </w:p>
         </w:tc>
@@ -9812,7 +9567,7 @@
         <w:tc>
           <w:tcPr>
             <w:tcW w:type="dxa" w:w="1656"/>
-            <w:shd w:fill="F8FAFC"/>
+            <w:shd w:fill="FFFFFF"/>
           </w:tcPr>
           <w:p>
             <w:pPr>
@@ -9827,14 +9582,14 @@
                 <w:color w:val="1E3A8A"/>
                 <w:sz w:val="15"/>
               </w:rPr>
-              <w:t>ModalDetalleReparacion.tsx</w:t>
-            </w:r>
-          </w:p>
-        </w:tc>
-        <w:tc>
-          <w:tcPr>
-            <w:tcW w:type="dxa" w:w="1656"/>
-            <w:shd w:fill="F8FAFC"/>
+              <w:t>ModalEditarReparacion.tsx</w:t>
+            </w:r>
+          </w:p>
+        </w:tc>
+        <w:tc>
+          <w:tcPr>
+            <w:tcW w:type="dxa" w:w="1656"/>
+            <w:shd w:fill="FFFFFF"/>
           </w:tcPr>
           <w:p>
             <w:pPr>
@@ -9849,7 +9604,7 @@
                 <w:color w:val="1F2937"/>
                 <w:sz w:val="15"/>
               </w:rPr>
-              <w:t>POST /api/detalle-reparacion</w:t>
+              <w:t>PUT /api/reparaciones/:id</w:t>
             </w:r>
           </w:p>
         </w:tc>
@@ -9858,7 +9613,7 @@
         <w:tc>
           <w:tcPr>
             <w:tcW w:type="dxa" w:w="1656"/>
-            <w:shd w:fill="FFFFFF"/>
+            <w:shd w:fill="F8FAFC"/>
           </w:tcPr>
           <w:p>
             <w:pPr>
@@ -9873,14 +9628,14 @@
                 <w:color w:val="0F172A"/>
                 <w:sz w:val="16"/>
               </w:rPr>
-              <w:t>CU16</w:t>
-            </w:r>
-          </w:p>
-        </w:tc>
-        <w:tc>
-          <w:tcPr>
-            <w:tcW w:type="dxa" w:w="1656"/>
-            <w:shd w:fill="FFFFFF"/>
+              <w:t>CU17</w:t>
+            </w:r>
+          </w:p>
+        </w:tc>
+        <w:tc>
+          <w:tcPr>
+            <w:tcW w:type="dxa" w:w="1656"/>
+            <w:shd w:fill="F8FAFC"/>
           </w:tcPr>
           <w:p>
             <w:pPr>
@@ -9895,14 +9650,14 @@
                 <w:color w:val="1F2937"/>
                 <w:sz w:val="16"/>
               </w:rPr>
-              <w:t>Editar/Anular Reparación</w:t>
-            </w:r>
-          </w:p>
-        </w:tc>
-        <w:tc>
-          <w:tcPr>
-            <w:tcW w:type="dxa" w:w="1656"/>
-            <w:shd w:fill="FFFFFF"/>
+              <w:t>Registro Ingreso/Egreso de Stock</w:t>
+            </w:r>
+          </w:p>
+        </w:tc>
+        <w:tc>
+          <w:tcPr>
+            <w:tcW w:type="dxa" w:w="1656"/>
+            <w:shd w:fill="F8FAFC"/>
           </w:tcPr>
           <w:p>
             <w:pPr>
@@ -9917,7 +9672,7 @@
                 <w:color w:val="475569"/>
                 <w:sz w:val="15"/>
               </w:rPr>
-              <w:t>Dueño</w:t>
+              <w:t>Dueño, Empleado</w:t>
             </w:r>
           </w:p>
         </w:tc>
@@ -9945,7 +9700,7 @@
         <w:tc>
           <w:tcPr>
             <w:tcW w:type="dxa" w:w="1656"/>
-            <w:shd w:fill="FFFFFF"/>
+            <w:shd w:fill="F8FAFC"/>
           </w:tcPr>
           <w:p>
             <w:pPr>
@@ -9960,14 +9715,14 @@
                 <w:color w:val="1E3A8A"/>
                 <w:sz w:val="15"/>
               </w:rPr>
-              <w:t>ModalEditarReparacion.tsx</w:t>
-            </w:r>
-          </w:p>
-        </w:tc>
-        <w:tc>
-          <w:tcPr>
-            <w:tcW w:type="dxa" w:w="1656"/>
-            <w:shd w:fill="FFFFFF"/>
+              <w:t>ModalAjusteStock.tsx</w:t>
+            </w:r>
+          </w:p>
+        </w:tc>
+        <w:tc>
+          <w:tcPr>
+            <w:tcW w:type="dxa" w:w="1656"/>
+            <w:shd w:fill="F8FAFC"/>
           </w:tcPr>
           <w:p>
             <w:pPr>
@@ -9982,7 +9737,7 @@
                 <w:color w:val="1F2937"/>
                 <w:sz w:val="15"/>
               </w:rPr>
-              <w:t>PUT /api/reparaciones/:id</w:t>
+              <w:t>POST /api/productos/movimientos</w:t>
             </w:r>
           </w:p>
         </w:tc>
@@ -9991,7 +9746,7 @@
         <w:tc>
           <w:tcPr>
             <w:tcW w:type="dxa" w:w="1656"/>
-            <w:shd w:fill="F8FAFC"/>
+            <w:shd w:fill="FFFFFF"/>
           </w:tcPr>
           <w:p>
             <w:pPr>
@@ -10006,14 +9761,14 @@
                 <w:color w:val="0F172A"/>
                 <w:sz w:val="16"/>
               </w:rPr>
-              <w:t>CU17</w:t>
-            </w:r>
-          </w:p>
-        </w:tc>
-        <w:tc>
-          <w:tcPr>
-            <w:tcW w:type="dxa" w:w="1656"/>
-            <w:shd w:fill="F8FAFC"/>
+              <w:t>CU18</w:t>
+            </w:r>
+          </w:p>
+        </w:tc>
+        <w:tc>
+          <w:tcPr>
+            <w:tcW w:type="dxa" w:w="1656"/>
+            <w:shd w:fill="FFFFFF"/>
           </w:tcPr>
           <w:p>
             <w:pPr>
@@ -10028,14 +9783,14 @@
                 <w:color w:val="1F2937"/>
                 <w:sz w:val="16"/>
               </w:rPr>
-              <w:t>Registro Ingreso/Egreso de Stock</w:t>
-            </w:r>
-          </w:p>
-        </w:tc>
-        <w:tc>
-          <w:tcPr>
-            <w:tcW w:type="dxa" w:w="1656"/>
-            <w:shd w:fill="F8FAFC"/>
+              <w:t>Consultar Registro de Stock</w:t>
+            </w:r>
+          </w:p>
+        </w:tc>
+        <w:tc>
+          <w:tcPr>
+            <w:tcW w:type="dxa" w:w="1656"/>
+            <w:shd w:fill="FFFFFF"/>
           </w:tcPr>
           <w:p>
             <w:pPr>
@@ -10078,7 +9833,7 @@
         <w:tc>
           <w:tcPr>
             <w:tcW w:type="dxa" w:w="1656"/>
-            <w:shd w:fill="F8FAFC"/>
+            <w:shd w:fill="FFFFFF"/>
           </w:tcPr>
           <w:p>
             <w:pPr>
@@ -10093,14 +9848,14 @@
                 <w:color w:val="1E3A8A"/>
                 <w:sz w:val="15"/>
               </w:rPr>
-              <w:t>ModalAjusteStock.tsx</w:t>
-            </w:r>
-          </w:p>
-        </w:tc>
-        <w:tc>
-          <w:tcPr>
-            <w:tcW w:type="dxa" w:w="1656"/>
-            <w:shd w:fill="F8FAFC"/>
+              <w:t>StockView.tsx, StockTabla.tsx</w:t>
+            </w:r>
+          </w:p>
+        </w:tc>
+        <w:tc>
+          <w:tcPr>
+            <w:tcW w:type="dxa" w:w="1656"/>
+            <w:shd w:fill="FFFFFF"/>
           </w:tcPr>
           <w:p>
             <w:pPr>
@@ -10115,7 +9870,7 @@
                 <w:color w:val="1F2937"/>
                 <w:sz w:val="15"/>
               </w:rPr>
-              <w:t>POST /api/productos/movimientos</w:t>
+              <w:t>GET /api/productos</w:t>
             </w:r>
           </w:p>
         </w:tc>
@@ -10124,7 +9879,7 @@
         <w:tc>
           <w:tcPr>
             <w:tcW w:type="dxa" w:w="1656"/>
-            <w:shd w:fill="FFFFFF"/>
+            <w:shd w:fill="F8FAFC"/>
           </w:tcPr>
           <w:p>
             <w:pPr>
@@ -10139,14 +9894,14 @@
                 <w:color w:val="0F172A"/>
                 <w:sz w:val="16"/>
               </w:rPr>
-              <w:t>CU18</w:t>
-            </w:r>
-          </w:p>
-        </w:tc>
-        <w:tc>
-          <w:tcPr>
-            <w:tcW w:type="dxa" w:w="1656"/>
-            <w:shd w:fill="FFFFFF"/>
+              <w:t>CU19</w:t>
+            </w:r>
+          </w:p>
+        </w:tc>
+        <w:tc>
+          <w:tcPr>
+            <w:tcW w:type="dxa" w:w="1656"/>
+            <w:shd w:fill="F8FAFC"/>
           </w:tcPr>
           <w:p>
             <w:pPr>
@@ -10161,14 +9916,14 @@
                 <w:color w:val="1F2937"/>
                 <w:sz w:val="16"/>
               </w:rPr>
-              <w:t>Consultar Registro de Stock</w:t>
-            </w:r>
-          </w:p>
-        </w:tc>
-        <w:tc>
-          <w:tcPr>
-            <w:tcW w:type="dxa" w:w="1656"/>
-            <w:shd w:fill="FFFFFF"/>
+              <w:t>Filtrar Búsqueda de Productos</w:t>
+            </w:r>
+          </w:p>
+        </w:tc>
+        <w:tc>
+          <w:tcPr>
+            <w:tcW w:type="dxa" w:w="1656"/>
+            <w:shd w:fill="F8FAFC"/>
           </w:tcPr>
           <w:p>
             <w:pPr>
@@ -10211,7 +9966,7 @@
         <w:tc>
           <w:tcPr>
             <w:tcW w:type="dxa" w:w="1656"/>
-            <w:shd w:fill="FFFFFF"/>
+            <w:shd w:fill="F8FAFC"/>
           </w:tcPr>
           <w:p>
             <w:pPr>
@@ -10226,14 +9981,14 @@
                 <w:color w:val="1E3A8A"/>
                 <w:sz w:val="15"/>
               </w:rPr>
-              <w:t>StockView.tsx, StockTabla.tsx</w:t>
-            </w:r>
-          </w:p>
-        </w:tc>
-        <w:tc>
-          <w:tcPr>
-            <w:tcW w:type="dxa" w:w="1656"/>
-            <w:shd w:fill="FFFFFF"/>
+              <w:t>StockFiltros.tsx</w:t>
+            </w:r>
+          </w:p>
+        </w:tc>
+        <w:tc>
+          <w:tcPr>
+            <w:tcW w:type="dxa" w:w="1656"/>
+            <w:shd w:fill="F8FAFC"/>
           </w:tcPr>
           <w:p>
             <w:pPr>
@@ -10248,7 +10003,7 @@
                 <w:color w:val="1F2937"/>
                 <w:sz w:val="15"/>
               </w:rPr>
-              <w:t>GET /api/productos</w:t>
+              <w:t>GET /api/productos?tipo=&amp;busqueda=</w:t>
             </w:r>
           </w:p>
         </w:tc>
@@ -10257,7 +10012,7 @@
         <w:tc>
           <w:tcPr>
             <w:tcW w:type="dxa" w:w="1656"/>
-            <w:shd w:fill="F8FAFC"/>
+            <w:shd w:fill="FFFFFF"/>
           </w:tcPr>
           <w:p>
             <w:pPr>
@@ -10272,14 +10027,14 @@
                 <w:color w:val="0F172A"/>
                 <w:sz w:val="16"/>
               </w:rPr>
-              <w:t>CU19</w:t>
-            </w:r>
-          </w:p>
-        </w:tc>
-        <w:tc>
-          <w:tcPr>
-            <w:tcW w:type="dxa" w:w="1656"/>
-            <w:shd w:fill="F8FAFC"/>
+              <w:t>CU20</w:t>
+            </w:r>
+          </w:p>
+        </w:tc>
+        <w:tc>
+          <w:tcPr>
+            <w:tcW w:type="dxa" w:w="1656"/>
+            <w:shd w:fill="FFFFFF"/>
           </w:tcPr>
           <w:p>
             <w:pPr>
@@ -10294,14 +10049,14 @@
                 <w:color w:val="1F2937"/>
                 <w:sz w:val="16"/>
               </w:rPr>
-              <w:t>Filtrar Búsqueda de Productos</w:t>
-            </w:r>
-          </w:p>
-        </w:tc>
-        <w:tc>
-          <w:tcPr>
-            <w:tcW w:type="dxa" w:w="1656"/>
-            <w:shd w:fill="F8FAFC"/>
+              <w:t>Registro de Reportes</w:t>
+            </w:r>
+          </w:p>
+        </w:tc>
+        <w:tc>
+          <w:tcPr>
+            <w:tcW w:type="dxa" w:w="1656"/>
+            <w:shd w:fill="FFFFFF"/>
           </w:tcPr>
           <w:p>
             <w:pPr>
@@ -10316,7 +10071,7 @@
                 <w:color w:val="475569"/>
                 <w:sz w:val="15"/>
               </w:rPr>
-              <w:t>Dueño, Empleado</w:t>
+              <w:t>Dueño</w:t>
             </w:r>
           </w:p>
         </w:tc>
@@ -10344,7 +10099,7 @@
         <w:tc>
           <w:tcPr>
             <w:tcW w:type="dxa" w:w="1656"/>
-            <w:shd w:fill="F8FAFC"/>
+            <w:shd w:fill="FFFFFF"/>
           </w:tcPr>
           <w:p>
             <w:pPr>
@@ -10359,14 +10114,14 @@
                 <w:color w:val="1E3A8A"/>
                 <w:sz w:val="15"/>
               </w:rPr>
-              <w:t>StockFiltros.tsx</w:t>
-            </w:r>
-          </w:p>
-        </w:tc>
-        <w:tc>
-          <w:tcPr>
-            <w:tcW w:type="dxa" w:w="1656"/>
-            <w:shd w:fill="F8FAFC"/>
+              <w:t>ReportesView.tsx, ReportesKPIs.tsx</w:t>
+            </w:r>
+          </w:p>
+        </w:tc>
+        <w:tc>
+          <w:tcPr>
+            <w:tcW w:type="dxa" w:w="1656"/>
+            <w:shd w:fill="FFFFFF"/>
           </w:tcPr>
           <w:p>
             <w:pPr>
@@ -10381,7 +10136,7 @@
                 <w:color w:val="1F2937"/>
                 <w:sz w:val="15"/>
               </w:rPr>
-              <w:t>GET /api/productos?tipo=&amp;busqueda=</w:t>
+              <w:t>GET /api/reportes/dashboard</w:t>
             </w:r>
           </w:p>
         </w:tc>
@@ -10390,7 +10145,7 @@
         <w:tc>
           <w:tcPr>
             <w:tcW w:type="dxa" w:w="1656"/>
-            <w:shd w:fill="FFFFFF"/>
+            <w:shd w:fill="F8FAFC"/>
           </w:tcPr>
           <w:p>
             <w:pPr>
@@ -10405,14 +10160,14 @@
                 <w:color w:val="0F172A"/>
                 <w:sz w:val="16"/>
               </w:rPr>
-              <w:t>CU20</w:t>
-            </w:r>
-          </w:p>
-        </w:tc>
-        <w:tc>
-          <w:tcPr>
-            <w:tcW w:type="dxa" w:w="1656"/>
-            <w:shd w:fill="FFFFFF"/>
+              <w:t>CU21</w:t>
+            </w:r>
+          </w:p>
+        </w:tc>
+        <w:tc>
+          <w:tcPr>
+            <w:tcW w:type="dxa" w:w="1656"/>
+            <w:shd w:fill="F8FAFC"/>
           </w:tcPr>
           <w:p>
             <w:pPr>
@@ -10427,14 +10182,14 @@
                 <w:color w:val="1F2937"/>
                 <w:sz w:val="16"/>
               </w:rPr>
-              <w:t>Registro de Reportes</w:t>
-            </w:r>
-          </w:p>
-        </w:tc>
-        <w:tc>
-          <w:tcPr>
-            <w:tcW w:type="dxa" w:w="1656"/>
-            <w:shd w:fill="FFFFFF"/>
+              <w:t>Filtra Reportes por Área</w:t>
+            </w:r>
+          </w:p>
+        </w:tc>
+        <w:tc>
+          <w:tcPr>
+            <w:tcW w:type="dxa" w:w="1656"/>
+            <w:shd w:fill="F8FAFC"/>
           </w:tcPr>
           <w:p>
             <w:pPr>
@@ -10477,7 +10232,7 @@
         <w:tc>
           <w:tcPr>
             <w:tcW w:type="dxa" w:w="1656"/>
-            <w:shd w:fill="FFFFFF"/>
+            <w:shd w:fill="F8FAFC"/>
           </w:tcPr>
           <w:p>
             <w:pPr>
@@ -10492,14 +10247,14 @@
                 <w:color w:val="1E3A8A"/>
                 <w:sz w:val="15"/>
               </w:rPr>
-              <w:t>ReportesView.tsx, ReportesKPIs.tsx</w:t>
-            </w:r>
-          </w:p>
-        </w:tc>
-        <w:tc>
-          <w:tcPr>
-            <w:tcW w:type="dxa" w:w="1656"/>
-            <w:shd w:fill="FFFFFF"/>
+              <w:t>ReportesTabs.tsx (Ventas, Taller, Balance)</w:t>
+            </w:r>
+          </w:p>
+        </w:tc>
+        <w:tc>
+          <w:tcPr>
+            <w:tcW w:type="dxa" w:w="1656"/>
+            <w:shd w:fill="F8FAFC"/>
           </w:tcPr>
           <w:p>
             <w:pPr>
@@ -10514,7 +10269,7 @@
                 <w:color w:val="1F2937"/>
                 <w:sz w:val="15"/>
               </w:rPr>
-              <w:t>GET /api/reportes/dashboard</w:t>
+              <w:t>GET /api/reportes/estadisticas</w:t>
             </w:r>
           </w:p>
         </w:tc>
@@ -10523,7 +10278,7 @@
         <w:tc>
           <w:tcPr>
             <w:tcW w:type="dxa" w:w="1656"/>
-            <w:shd w:fill="F8FAFC"/>
+            <w:shd w:fill="FFFFFF"/>
           </w:tcPr>
           <w:p>
             <w:pPr>
@@ -10538,14 +10293,14 @@
                 <w:color w:val="0F172A"/>
                 <w:sz w:val="16"/>
               </w:rPr>
-              <w:t>CU21</w:t>
-            </w:r>
-          </w:p>
-        </w:tc>
-        <w:tc>
-          <w:tcPr>
-            <w:tcW w:type="dxa" w:w="1656"/>
-            <w:shd w:fill="F8FAFC"/>
+              <w:t>CU22</w:t>
+            </w:r>
+          </w:p>
+        </w:tc>
+        <w:tc>
+          <w:tcPr>
+            <w:tcW w:type="dxa" w:w="1656"/>
+            <w:shd w:fill="FFFFFF"/>
           </w:tcPr>
           <w:p>
             <w:pPr>
@@ -10560,14 +10315,14 @@
                 <w:color w:val="1F2937"/>
                 <w:sz w:val="16"/>
               </w:rPr>
-              <w:t>Filtra Reportes por Área</w:t>
-            </w:r>
-          </w:p>
-        </w:tc>
-        <w:tc>
-          <w:tcPr>
-            <w:tcW w:type="dxa" w:w="1656"/>
-            <w:shd w:fill="F8FAFC"/>
+              <w:t>Exporta/Imprime Reporte</w:t>
+            </w:r>
+          </w:p>
+        </w:tc>
+        <w:tc>
+          <w:tcPr>
+            <w:tcW w:type="dxa" w:w="1656"/>
+            <w:shd w:fill="FFFFFF"/>
           </w:tcPr>
           <w:p>
             <w:pPr>
@@ -10589,20 +10344,10 @@
         <w:tc>
           <w:tcPr>
             <w:tcW w:type="dxa" w:w="1656"/>
-            <w:shd w:fill="DCFCE7"/>
-          </w:tcPr>
-          <w:p>
-            <w:pPr>
-              <w:spacing w:before="40" w:after="40"/>
-              <w:jc w:val="center"/>
-            </w:pPr>
-            <w:r>
-              <w:rPr>
-                <w:rFonts w:ascii="Calibri" w:hAnsi="Calibri"/>
-                <w:b/>
-                <w:color w:val="15803D"/>
-                <w:sz w:val="16"/>
-              </w:rPr>
+            <w:shd w:fill="FEF3C7"/>
+          </w:tcPr>
+          <w:p>
+            <w:r>
               <w:t>REALIZADO</w:t>
             </w:r>
           </w:p>
@@ -10610,68 +10355,11 @@
         <w:tc>
           <w:tcPr>
             <w:tcW w:type="dxa" w:w="1656"/>
-            <w:shd w:fill="F8FAFC"/>
-          </w:tcPr>
-          <w:p>
-            <w:pPr>
-              <w:spacing w:before="40" w:after="40" w:line="276" w:lineRule="auto"/>
-              <w:jc w:val="left"/>
-            </w:pPr>
-            <w:r>
-              <w:rPr>
-                <w:rFonts w:ascii="Calibri" w:hAnsi="Calibri"/>
-                <w:b w:val="0"/>
-                <w:i/>
-                <w:color w:val="1E3A8A"/>
-                <w:sz w:val="15"/>
-              </w:rPr>
-              <w:t>ReportesTabs.tsx (Ventas, Taller, Balance)</w:t>
-            </w:r>
-          </w:p>
-        </w:tc>
-        <w:tc>
-          <w:tcPr>
-            <w:tcW w:type="dxa" w:w="1656"/>
-            <w:shd w:fill="F8FAFC"/>
-          </w:tcPr>
-          <w:p>
-            <w:pPr>
-              <w:spacing w:before="40" w:after="40" w:line="276" w:lineRule="auto"/>
-              <w:jc w:val="left"/>
-            </w:pPr>
-            <w:r>
-              <w:rPr>
-                <w:rFonts w:ascii="Calibri" w:hAnsi="Calibri"/>
-                <w:b w:val="0"/>
-                <w:i w:val="0"/>
-                <w:color w:val="1F2937"/>
-                <w:sz w:val="15"/>
-              </w:rPr>
-              <w:t>GET /api/reportes/estadisticas</w:t>
-            </w:r>
-          </w:p>
-        </w:tc>
-      </w:tr>
-      <w:tr>
-        <w:tc>
-          <w:tcPr>
-            <w:tcW w:type="dxa" w:w="1656"/>
             <w:shd w:fill="FFFFFF"/>
           </w:tcPr>
           <w:p>
-            <w:pPr>
-              <w:spacing w:before="40" w:after="40" w:line="276" w:lineRule="auto"/>
-              <w:jc w:val="center"/>
-            </w:pPr>
-            <w:r>
-              <w:rPr>
-                <w:rFonts w:ascii="Calibri" w:hAnsi="Calibri"/>
-                <w:b/>
-                <w:i w:val="0"/>
-                <w:color w:val="0F172A"/>
-                <w:sz w:val="16"/>
-              </w:rPr>
-              <w:t>CU22</w:t>
+            <w:r>
+              <w:t>ReportesHeader.tsx, exportarPDFReporte.ts</w:t>
             </w:r>
           </w:p>
         </w:tc>
@@ -10681,106 +10369,8 @@
             <w:shd w:fill="FFFFFF"/>
           </w:tcPr>
           <w:p>
-            <w:pPr>
-              <w:spacing w:before="40" w:after="40" w:line="276" w:lineRule="auto"/>
-              <w:jc w:val="left"/>
-            </w:pPr>
-            <w:r>
-              <w:rPr>
-                <w:rFonts w:ascii="Calibri" w:hAnsi="Calibri"/>
-                <w:b/>
-                <w:i w:val="0"/>
-                <w:color w:val="1F2937"/>
-                <w:sz w:val="16"/>
-              </w:rPr>
-              <w:t>Exporta/Imprime Reporte</w:t>
-            </w:r>
-          </w:p>
-        </w:tc>
-        <w:tc>
-          <w:tcPr>
-            <w:tcW w:type="dxa" w:w="1656"/>
-            <w:shd w:fill="FFFFFF"/>
-          </w:tcPr>
-          <w:p>
-            <w:pPr>
-              <w:spacing w:before="40" w:after="40" w:line="276" w:lineRule="auto"/>
-              <w:jc w:val="center"/>
-            </w:pPr>
-            <w:r>
-              <w:rPr>
-                <w:rFonts w:ascii="Calibri" w:hAnsi="Calibri"/>
-                <w:b w:val="0"/>
-                <w:i w:val="0"/>
-                <w:color w:val="475569"/>
-                <w:sz w:val="15"/>
-              </w:rPr>
-              <w:t>Dueño</w:t>
-            </w:r>
-          </w:p>
-        </w:tc>
-        <w:tc>
-          <w:tcPr>
-            <w:tcW w:type="dxa" w:w="1656"/>
-            <w:shd w:fill="FEF3C7"/>
-          </w:tcPr>
-          <w:p>
-            <w:pPr>
-              <w:spacing w:before="40" w:after="40"/>
-              <w:jc w:val="center"/>
-            </w:pPr>
-            <w:r>
-              <w:rPr>
-                <w:rFonts w:ascii="Calibri" w:hAnsi="Calibri"/>
-                <w:b/>
-                <w:color w:val="B45309"/>
-                <w:sz w:val="16"/>
-              </w:rPr>
-              <w:t>PARCIAL</w:t>
-            </w:r>
-          </w:p>
-        </w:tc>
-        <w:tc>
-          <w:tcPr>
-            <w:tcW w:type="dxa" w:w="1656"/>
-            <w:shd w:fill="FFFFFF"/>
-          </w:tcPr>
-          <w:p>
-            <w:pPr>
-              <w:spacing w:before="40" w:after="40" w:line="276" w:lineRule="auto"/>
-              <w:jc w:val="left"/>
-            </w:pPr>
-            <w:r>
-              <w:rPr>
-                <w:rFonts w:ascii="Calibri" w:hAnsi="Calibri"/>
-                <w:b w:val="0"/>
-                <w:i/>
-                <w:color w:val="1E3A8A"/>
-                <w:sz w:val="15"/>
-              </w:rPr>
-              <w:t>ReportesHeader.tsx (CSV / window.print)</w:t>
-            </w:r>
-          </w:p>
-        </w:tc>
-        <w:tc>
-          <w:tcPr>
-            <w:tcW w:type="dxa" w:w="1656"/>
-            <w:shd w:fill="FFFFFF"/>
-          </w:tcPr>
-          <w:p>
-            <w:pPr>
-              <w:spacing w:before="40" w:after="40" w:line="276" w:lineRule="auto"/>
-              <w:jc w:val="left"/>
-            </w:pPr>
-            <w:r>
-              <w:rPr>
-                <w:rFonts w:ascii="Calibri" w:hAnsi="Calibri"/>
-                <w:b w:val="0"/>
-                <w:i w:val="0"/>
-                <w:color w:val="1F2937"/>
-                <w:sz w:val="15"/>
-              </w:rPr>
-              <w:t>Front-only (Falta PDF binario directo)</w:t>
+            <w:r>
+              <w:t>Front-only (Exportación directa a PDF, CSV e impresión)</w:t>
             </w:r>
           </w:p>
         </w:tc>
@@ -12077,18 +11667,8 @@
             <w:shd w:fill="FEE2E2"/>
           </w:tcPr>
           <w:p>
-            <w:pPr>
-              <w:spacing w:before="40" w:after="40"/>
-              <w:jc w:val="center"/>
-            </w:pPr>
-            <w:r>
-              <w:rPr>
-                <w:rFonts w:ascii="Calibri" w:hAnsi="Calibri"/>
-                <w:b/>
-                <w:color w:val="B91C1C"/>
-                <w:sz w:val="16"/>
-              </w:rPr>
-              <w:t>ALTA</w:t>
+            <w:r>
+              <w:t>COMPLETADA</w:t>
             </w:r>
           </w:p>
         </w:tc>
@@ -12104,18 +11684,7 @@
             </w:tcMar>
           </w:tcPr>
           <w:p>
-            <w:pPr>
-              <w:spacing w:before="40" w:after="40" w:line="276" w:lineRule="auto"/>
-              <w:jc w:val="left"/>
-            </w:pPr>
-            <w:r>
-              <w:rPr>
-                <w:rFonts w:ascii="Calibri" w:hAnsi="Calibri"/>
-                <w:b/>
-                <w:i w:val="0"/>
-                <w:color w:val="1F2937"/>
-                <w:sz w:val="16"/>
-              </w:rPr>
+            <w:r>
               <w:t>Generador Nativo de Comprobantes PDF</w:t>
             </w:r>
           </w:p>
@@ -12132,18 +11701,7 @@
             </w:tcMar>
           </w:tcPr>
           <w:p>
-            <w:pPr>
-              <w:spacing w:before="40" w:after="40" w:line="276" w:lineRule="auto"/>
-              <w:jc w:val="center"/>
-            </w:pPr>
-            <w:r>
-              <w:rPr>
-                <w:rFonts w:ascii="Calibri" w:hAnsi="Calibri"/>
-                <w:b w:val="0"/>
-                <w:i w:val="0"/>
-                <w:color w:val="475569"/>
-                <w:sz w:val="15"/>
-              </w:rPr>
+            <w:r>
               <w:t>Ventas / CU11</w:t>
             </w:r>
           </w:p>
@@ -12160,19 +11718,8 @@
             </w:tcMar>
           </w:tcPr>
           <w:p>
-            <w:pPr>
-              <w:spacing w:before="40" w:after="40" w:line="276" w:lineRule="auto"/>
-              <w:jc w:val="left"/>
-            </w:pPr>
-            <w:r>
-              <w:rPr>
-                <w:rFonts w:ascii="Calibri" w:hAnsi="Calibri"/>
-                <w:b w:val="0"/>
-                <w:i w:val="0"/>
-                <w:color w:val="1F2937"/>
-                <w:sz w:val="16"/>
-              </w:rPr>
-              <w:t>Implementar generación y descarga de comprobante en archivo PDF directo mediante librería (ej. pdfmake o @react-pdf/renderer) para complementar window.print().</w:t>
+            <w:r>
+              <w:t>Implementado exitosamente con jsPDF y jsPDF-AutoTable. Descarga directa en archivo PDF maquetado con membrete oficial, cláusula de garantía de 30 días / 1° service y marca de agua de anulación.</w:t>
             </w:r>
           </w:p>
         </w:tc>
@@ -12190,18 +11737,8 @@
             <w:shd w:fill="FEE2E2"/>
           </w:tcPr>
           <w:p>
-            <w:pPr>
-              <w:spacing w:before="40" w:after="40"/>
-              <w:jc w:val="center"/>
-            </w:pPr>
-            <w:r>
-              <w:rPr>
-                <w:rFonts w:ascii="Calibri" w:hAnsi="Calibri"/>
-                <w:b/>
-                <w:color w:val="B91C1C"/>
-                <w:sz w:val="16"/>
-              </w:rPr>
-              <w:t>ALTA</w:t>
+            <w:r>
+              <w:t>COMPLETADA</w:t>
             </w:r>
           </w:p>
         </w:tc>
@@ -12217,19 +11754,8 @@
             </w:tcMar>
           </w:tcPr>
           <w:p>
-            <w:pPr>
-              <w:spacing w:before="40" w:after="40" w:line="276" w:lineRule="auto"/>
-              <w:jc w:val="left"/>
-            </w:pPr>
-            <w:r>
-              <w:rPr>
-                <w:rFonts w:ascii="Calibri" w:hAnsi="Calibri"/>
-                <w:b/>
-                <w:i w:val="0"/>
-                <w:color w:val="1F2937"/>
-                <w:sz w:val="16"/>
-              </w:rPr>
-              <w:t>Activación del Cron de Backups</w:t>
+            <w:r>
+              <w:t>Sistema de Respaldo SQL Nativo (Sin Docker)</w:t>
             </w:r>
           </w:p>
         </w:tc>
@@ -12245,19 +11771,8 @@
             </w:tcMar>
           </w:tcPr>
           <w:p>
-            <w:pPr>
-              <w:spacing w:before="40" w:after="40" w:line="276" w:lineRule="auto"/>
-              <w:jc w:val="center"/>
-            </w:pPr>
-            <w:r>
-              <w:rPr>
-                <w:rFonts w:ascii="Calibri" w:hAnsi="Calibri"/>
-                <w:b w:val="0"/>
-                <w:i w:val="0"/>
-                <w:color w:val="475569"/>
-                <w:sz w:val="15"/>
-              </w:rPr>
-              <w:t>Infraestructura / RNF3</w:t>
+            <w:r>
+              <w:t>Seguridad / RNF3</w:t>
             </w:r>
           </w:p>
         </w:tc>
@@ -12273,19 +11788,8 @@
             </w:tcMar>
           </w:tcPr>
           <w:p>
-            <w:pPr>
-              <w:spacing w:before="40" w:after="40" w:line="276" w:lineRule="auto"/>
-              <w:jc w:val="left"/>
-            </w:pPr>
-            <w:r>
-              <w:rPr>
-                <w:rFonts w:ascii="Calibri" w:hAnsi="Calibri"/>
-                <w:b w:val="0"/>
-                <w:i w:val="0"/>
-                <w:color w:val="1F2937"/>
-                <w:sz w:val="16"/>
-              </w:rPr>
-              <w:t>Vincular 'iniciarPlanDeRespaldos()' en backend/src/index.ts y documentar las variables de entorno de Google Drive en backend/.env.example.</w:t>
+            <w:r>
+              <w:t>Implementado de forma 100% nativa con PostgreSQL (pg). Extrae las 14 tablas en orden relacional con transacción atómica, recalibración de secuencias, botón de descarga en Auditoría y trazabilidad en bitácora.</w:t>
             </w:r>
           </w:p>
         </w:tc>
@@ -12303,18 +11807,8 @@
             <w:shd w:fill="FEF3C7"/>
           </w:tcPr>
           <w:p>
-            <w:pPr>
-              <w:spacing w:before="40" w:after="40"/>
-              <w:jc w:val="center"/>
-            </w:pPr>
-            <w:r>
-              <w:rPr>
-                <w:rFonts w:ascii="Calibri" w:hAnsi="Calibri"/>
-                <w:b/>
-                <w:color w:val="B45309"/>
-                <w:sz w:val="16"/>
-              </w:rPr>
-              <w:t>MEDIA</w:t>
+            <w:r>
+              <w:t>COMPLETADA</w:t>
             </w:r>
           </w:p>
         </w:tc>
@@ -12330,19 +11824,8 @@
             </w:tcMar>
           </w:tcPr>
           <w:p>
-            <w:pPr>
-              <w:spacing w:before="40" w:after="40" w:line="276" w:lineRule="auto"/>
-              <w:jc w:val="left"/>
-            </w:pPr>
-            <w:r>
-              <w:rPr>
-                <w:rFonts w:ascii="Calibri" w:hAnsi="Calibri"/>
-                <w:b/>
-                <w:i w:val="0"/>
-                <w:color w:val="1F2937"/>
-                <w:sz w:val="16"/>
-              </w:rPr>
-              <w:t>Campo 'Número de Serie' en Bicicletas</w:t>
+            <w:r>
+              <w:t>Exportador Directo de Reportes a PDF</w:t>
             </w:r>
           </w:p>
         </w:tc>
@@ -12358,19 +11841,8 @@
             </w:tcMar>
           </w:tcPr>
           <w:p>
-            <w:pPr>
-              <w:spacing w:before="40" w:after="40" w:line="276" w:lineRule="auto"/>
-              <w:jc w:val="center"/>
-            </w:pPr>
-            <w:r>
-              <w:rPr>
-                <w:rFonts w:ascii="Calibri" w:hAnsi="Calibri"/>
-                <w:b w:val="0"/>
-                <w:i w:val="0"/>
-                <w:color w:val="475569"/>
-                <w:sz w:val="15"/>
-              </w:rPr>
-              <w:t>Bicicletas / RF6</w:t>
+            <w:r>
+              <w:t>Reportes / RF25 / CU22</w:t>
             </w:r>
           </w:p>
         </w:tc>
@@ -12386,19 +11858,8 @@
             </w:tcMar>
           </w:tcPr>
           <w:p>
-            <w:pPr>
-              <w:spacing w:before="40" w:after="40" w:line="276" w:lineRule="auto"/>
-              <w:jc w:val="left"/>
-            </w:pPr>
-            <w:r>
-              <w:rPr>
-                <w:rFonts w:ascii="Calibri" w:hAnsi="Calibri"/>
-                <w:b w:val="0"/>
-                <w:i w:val="0"/>
-                <w:color w:val="1F2937"/>
-                <w:sz w:val="16"/>
-              </w:rPr>
-              <w:t>Agregar columna 'numero_serie VARCHAR(50)' en la tabla Bicicleta y reflejarlo en ModalAltaBicicleta y ModalEditarBicicleta.</w:t>
+            <w:r>
+              <w:t>Implementado con jsPDF y AutoTable: descarga directa de informes maquetados por pestaña (Consolidado, Ventas, Taller, Balance, Top Productos, Inventario) con orientación adaptativa.</w:t>
             </w:r>
           </w:p>
         </w:tc>
@@ -12416,18 +11877,8 @@
             <w:shd w:fill="FEF3C7"/>
           </w:tcPr>
           <w:p>
-            <w:pPr>
-              <w:spacing w:before="40" w:after="40"/>
-              <w:jc w:val="center"/>
-            </w:pPr>
-            <w:r>
-              <w:rPr>
-                <w:rFonts w:ascii="Calibri" w:hAnsi="Calibri"/>
-                <w:b/>
-                <w:color w:val="B45309"/>
-                <w:sz w:val="16"/>
-              </w:rPr>
-              <w:t>MEDIA</w:t>
+            <w:r>
+              <w:t>DESCARTADA</w:t>
             </w:r>
           </w:p>
         </w:tc>
@@ -12443,19 +11894,8 @@
             </w:tcMar>
           </w:tcPr>
           <w:p>
-            <w:pPr>
-              <w:spacing w:before="40" w:after="40" w:line="276" w:lineRule="auto"/>
-              <w:jc w:val="left"/>
-            </w:pPr>
-            <w:r>
-              <w:rPr>
-                <w:rFonts w:ascii="Calibri" w:hAnsi="Calibri"/>
-                <w:b/>
-                <w:i w:val="0"/>
-                <w:color w:val="1F2937"/>
-                <w:sz w:val="16"/>
-              </w:rPr>
-              <w:t>Campo 'Ubicación Física' en Taller</w:t>
+            <w:r>
+              <w:t>Campo Número de Serie en Bicicletas de Taller</w:t>
             </w:r>
           </w:p>
         </w:tc>
@@ -12471,19 +11911,8 @@
             </w:tcMar>
           </w:tcPr>
           <w:p>
-            <w:pPr>
-              <w:spacing w:before="40" w:after="40" w:line="276" w:lineRule="auto"/>
-              <w:jc w:val="center"/>
-            </w:pPr>
-            <w:r>
-              <w:rPr>
-                <w:rFonts w:ascii="Calibri" w:hAnsi="Calibri"/>
-                <w:b w:val="0"/>
-                <w:i w:val="0"/>
-                <w:color w:val="475569"/>
-                <w:sz w:val="15"/>
-              </w:rPr>
-              <w:t>Reparaciones / RF16</w:t>
+            <w:r>
+              <w:t>Bicicletas / RF6</w:t>
             </w:r>
           </w:p>
         </w:tc>
@@ -12499,19 +11928,8 @@
             </w:tcMar>
           </w:tcPr>
           <w:p>
-            <w:pPr>
-              <w:spacing w:before="40" w:after="40" w:line="276" w:lineRule="auto"/>
-              <w:jc w:val="left"/>
-            </w:pPr>
-            <w:r>
-              <w:rPr>
-                <w:rFonts w:ascii="Calibri" w:hAnsi="Calibri"/>
-                <w:b w:val="0"/>
-                <w:i w:val="0"/>
-                <w:color w:val="1F2937"/>
-                <w:sz w:val="16"/>
-              </w:rPr>
-              <w:t>Añadir columna 'ubicacion VARCHAR(50)' (ej. Gancho 4, Estante B) en Reparacion para localizar rápidamente rodados en taller.</w:t>
+            <w:r>
+              <w:t>Descartado formalmente del alcance por decisión de agilidad operativa del negocio real. La identificación se realiza por Marca, Modelo y Cliente propietario.</w:t>
             </w:r>
           </w:p>
         </w:tc>
@@ -12529,18 +11947,8 @@
             <w:shd w:fill="EEF2FF"/>
           </w:tcPr>
           <w:p>
-            <w:pPr>
-              <w:spacing w:before="40" w:after="40"/>
-              <w:jc w:val="center"/>
-            </w:pPr>
-            <w:r>
-              <w:rPr>
-                <w:rFonts w:ascii="Calibri" w:hAnsi="Calibri"/>
-                <w:b/>
-                <w:color w:val="4338CA"/>
-                <w:sz w:val="16"/>
-              </w:rPr>
-              <w:t>BAJA</w:t>
+            <w:r>
+              <w:t>DESCARTADA</w:t>
             </w:r>
           </w:p>
         </w:tc>
@@ -12556,19 +11964,8 @@
             </w:tcMar>
           </w:tcPr>
           <w:p>
-            <w:pPr>
-              <w:spacing w:before="40" w:after="40" w:line="276" w:lineRule="auto"/>
-              <w:jc w:val="left"/>
-            </w:pPr>
-            <w:r>
-              <w:rPr>
-                <w:rFonts w:ascii="Calibri" w:hAnsi="Calibri"/>
-                <w:b/>
-                <w:i w:val="0"/>
-                <w:color w:val="1F2937"/>
-                <w:sz w:val="16"/>
-              </w:rPr>
-              <w:t>Automatización Desatendida de Reportes</w:t>
+            <w:r>
+              <w:t>Campo Ubicación Física en Taller</w:t>
             </w:r>
           </w:p>
         </w:tc>
@@ -12584,19 +11981,8 @@
             </w:tcMar>
           </w:tcPr>
           <w:p>
-            <w:pPr>
-              <w:spacing w:before="40" w:after="40" w:line="276" w:lineRule="auto"/>
-              <w:jc w:val="center"/>
-            </w:pPr>
-            <w:r>
-              <w:rPr>
-                <w:rFonts w:ascii="Calibri" w:hAnsi="Calibri"/>
-                <w:b w:val="0"/>
-                <w:i w:val="0"/>
-                <w:color w:val="475569"/>
-                <w:sz w:val="15"/>
-              </w:rPr>
-              <w:t>Reportes / RF24</w:t>
+            <w:r>
+              <w:t>Reparaciones / RF16</w:t>
             </w:r>
           </w:p>
         </w:tc>
@@ -12612,19 +11998,8 @@
             </w:tcMar>
           </w:tcPr>
           <w:p>
-            <w:pPr>
-              <w:spacing w:before="40" w:after="40" w:line="276" w:lineRule="auto"/>
-              <w:jc w:val="left"/>
-            </w:pPr>
-            <w:r>
-              <w:rPr>
-                <w:rFonts w:ascii="Calibri" w:hAnsi="Calibri"/>
-                <w:b w:val="0"/>
-                <w:i w:val="0"/>
-                <w:color w:val="1F2937"/>
-                <w:sz w:val="16"/>
-              </w:rPr>
-              <w:t>Opcional: Agregar tarea cron para compilar un reporte semanal en PDF y enviarlo por correo electrónico al dueño de manera autónoma.</w:t>
+            <w:r>
+              <w:t>Descartado formalmente del alcance. El seguimiento de órdenes se realiza eficientemente a través del Tablero Kanban y tabla interactiva de taller.</w:t>
             </w:r>
           </w:p>
         </w:tc>
